--- a/200_amazon_kdp/04_capital_architecture/kdp/handoff/the_capital_architecture_of_survival.docx
+++ b/200_amazon_kdp/04_capital_architecture/kdp/handoff/the_capital_architecture_of_survival.docx
@@ -61,7 +61,7 @@
         <w:pStyle w:val="FirstParagraph"/>
       </w:pPr>
       <w:r>
-        <w:t xml:space="preserve">This volume provides the required financial specification to convert theoretical homelessness resolution frameworks into investable real estate assets, directly solving the first-mover capital risk gap. It translates the Material Dignity Infrastructure into the language capital markets require before committing funds.</w:t>
+        <w:t xml:space="preserve">Converting theoretical homelessness resolution frameworks into investable real estate assets requires a precise financial specification to solve the first-mover capital risk gap. Capital markets require the Material Dignity Infrastructure to be translated into the language of underwriting and risk allocation before committing funds.</w:t>
       </w:r>
     </w:p>
     <w:p>
@@ -69,7 +69,7 @@
         <w:pStyle w:val="BodyText"/>
       </w:pPr>
       <w:r>
-        <w:t xml:space="preserve">The specification proposes a 220 million USD blended capital architecture (40% catalytic equity, 60% senior debt) to acquire distressed commercial real estate beneath replacement cost and deploy relational stabilization protocols. Operation generates permanent revenue through California Advancing and Innovating Medi-Cal (CalAIM) billing. The Tripartite Coalition governance structure legally isolates physical assets within a Delaware Statutory Trust, transferring operational execution to a California Public Benefit Corporation. The resulting prototype converts sunk municipal emergency costs into collateralized, cash-flowing asset equity, eliminating first-mover demonstration risk and unlocking autonomous institutional replication.</w:t>
+        <w:t xml:space="preserve">A 220 million USD blended capital architecture (40% catalytic equity, 60% senior debt) acquires distressed commercial real estate beneath replacement cost and deploys relational stabilization protocols. Operation generates permanent revenue through California Advancing and Innovating Medi-Cal (CalAIM) billing. The Tripartite Coalition governance structure legally isolates physical assets within a Delaware Statutory Trust, transferring operational execution to a California Public Benefit Corporation. The resulting prototype converts sunk municipal emergency costs into collateralized, cash-flowing asset equity, eliminating first-mover demonstration risk and unlocking autonomous institutional replication.</w:t>
       </w:r>
     </w:p>
     <w:p>
@@ -603,7 +603,7 @@
         <w:pStyle w:val="FirstParagraph"/>
       </w:pPr>
       <w:r>
-        <w:t xml:space="preserve">The Material Dignity Infrastructure series has produced a complete theoretical and operational architecture for resolving chronic unsheltered homelessness through neurologically calibrated, relationally engineered permanent supportive housing. This volume supplies the missing terminal specification: the financial instrument that makes the prototype investable. A blended capital stack of eighty-eight million dollars in catalytic first-loss equity and one hundred thirty-two million dollars in senior concessionary debt acquires and converts One California Plaza into a two-thousand-unit permanent supportive housing facility generating stabilized eight percent yield on senior debt, secured by real property held in an independent trust, and funded through sovereign-backed Medi-Cal billing codes that replace commercial tenant rent.</w:t>
+        <w:t xml:space="preserve">Resolving chronic unsheltered homelessness requires a complete theoretical, operational, and financial architecture. While previous analyses established the neurological calibration and relational engineering of permanent supportive housing, deployment depends on an investable financial instrument. A blended capital stack of eighty-eight million dollars in catalytic first-loss equity and one hundred thirty-two million dollars in senior concessionary debt acquires and converts One California Plaza into a two-thousand-unit permanent supportive housing facility generating stabilized eight percent yield on senior debt, secured by real property held in an independent trust, and funded through sovereign-backed Medi-Cal billing codes that replace commercial tenant rent.</w:t>
       </w:r>
     </w:p>
     <w:p>
@@ -611,7 +611,7 @@
         <w:pStyle w:val="BodyText"/>
       </w:pPr>
       <w:r>
-        <w:t xml:space="preserve">The prototype exists to be observed. Once the Day 365 measurement window validates per capita avoided-cost reductions exceeding fifty thousand dollars, the replication argument shifts from prospective to operational. Capital markets replicate proven financial performance. The first building must be funded by actors willing to accept demonstration risk. Every subsequent building funds itself.</w:t>
+        <w:t xml:space="preserve">The prototype exists to be observed. Once the Day 365 measurement window validates per capita avoided-cost reductions exceeding fifty thousand dollars, the replication argument shifts from prospective to operational. Capital markets replicate proven financial performance. First-mover actors must accept demonstration risk; every subsequent building funds itself.</w:t>
       </w:r>
     </w:p>
     <w:p>

--- a/200_amazon_kdp/04_capital_architecture/kdp/handoff/the_capital_architecture_of_survival.docx
+++ b/200_amazon_kdp/04_capital_architecture/kdp/handoff/the_capital_architecture_of_survival.docx
@@ -2998,7 +2998,7 @@
         <w:pStyle w:val="FirstParagraph"/>
       </w:pPr>
       <w:r>
-        <w:t xml:space="preserve">DiBella, Charles J.</w:t>
+        <w:t xml:space="preserve">Global Impact Investing Network.</w:t>
       </w:r>
       <w:r>
         <w:t xml:space="preserve"> </w:t>
@@ -3008,10 +3008,10 @@
           <w:iCs/>
           <w:i/>
         </w:rPr>
-        <w:t xml:space="preserve">Material Dignity Infrastructure: A Distributed Stewardship Model for Homelessness Resolution</w:t>
-      </w:r>
-      <w:r>
-        <w:t xml:space="preserve">. SSRN Working Paper 5968756, 2025.</w:t>
+        <w:t xml:space="preserve">Catalytic Capital: Explaining the Range of Investment Practices</w:t>
+      </w:r>
+      <w:r>
+        <w:t xml:space="preserve">. New York: GIIN, 2020.</w:t>
       </w:r>
     </w:p>
     <w:p>
@@ -3019,7 +3019,19 @@
         <w:pStyle w:val="BodyText"/>
       </w:pPr>
       <w:r>
-        <w:t xml:space="preserve">DiBella, Charles J.</w:t>
+        <w:t xml:space="preserve">Glaeser, Edward L., and Joseph Gyourko.</w:t>
+      </w:r>
+      <w:r>
+        <w:t xml:space="preserve"> </w:t>
+      </w:r>
+      <w:r>
+        <w:t xml:space="preserve">“</w:t>
+      </w:r>
+      <w:r>
+        <w:t xml:space="preserve">The Impact of Building Restrictions on Housing Affordability.</w:t>
+      </w:r>
+      <w:r>
+        <w:t xml:space="preserve">”</w:t>
       </w:r>
       <w:r>
         <w:t xml:space="preserve"> </w:t>
@@ -3029,10 +3041,13 @@
           <w:iCs/>
           <w:i/>
         </w:rPr>
-        <w:t xml:space="preserve">Material Dignity Infrastructure: Structural Misalignment and the Activation of Surplus Shelter Capacity</w:t>
-      </w:r>
-      <w:r>
-        <w:t xml:space="preserve">. SSRN Working Paper 6211658, 2026.</w:t>
+        <w:t xml:space="preserve">Economic Policy Review</w:t>
+      </w:r>
+      <w:r>
+        <w:t xml:space="preserve"> </w:t>
+      </w:r>
+      <w:r>
+        <w:t xml:space="preserve">9, no. 2 (2003): 21–39.</w:t>
       </w:r>
     </w:p>
     <w:bookmarkEnd w:id="38"/>
@@ -3050,7 +3065,7 @@
         <w:pStyle w:val="FirstParagraph"/>
       </w:pPr>
       <w:r>
-        <w:t xml:space="preserve">DiBella, Charles J.</w:t>
+        <w:t xml:space="preserve">Brookings Institution.</w:t>
       </w:r>
       <w:r>
         <w:t xml:space="preserve"> </w:t>
@@ -3060,10 +3075,10 @@
           <w:iCs/>
           <w:i/>
         </w:rPr>
-        <w:t xml:space="preserve">Building Material Dignity: An Urban Stabilization Blueprint for the Unhoused</w:t>
-      </w:r>
-      <w:r>
-        <w:t xml:space="preserve">. ASIN: B0H1LSHYMF.</w:t>
+        <w:t xml:space="preserve">Blended Finance for Infrastructure: A Guide for Policy Makers and Investors</w:t>
+      </w:r>
+      <w:r>
+        <w:t xml:space="preserve">. Washington, D.C.: Brookings, 2021.</w:t>
       </w:r>
     </w:p>
     <w:p>
@@ -3071,7 +3086,7 @@
         <w:pStyle w:val="BodyText"/>
       </w:pPr>
       <w:r>
-        <w:t xml:space="preserve">DiBella, Charles J.</w:t>
+        <w:t xml:space="preserve">National Alliance to End Homelessness.</w:t>
       </w:r>
       <w:r>
         <w:t xml:space="preserve"> </w:t>
@@ -3081,10 +3096,10 @@
           <w:iCs/>
           <w:i/>
         </w:rPr>
-        <w:t xml:space="preserve">The Architecture of Survival: An Infrastructure Blueprint for an Age of Collapse</w:t>
-      </w:r>
-      <w:r>
-        <w:t xml:space="preserve">. ASIN: B0H24BFK9F.</w:t>
+        <w:t xml:space="preserve">The Business Case for Ending Homelessness: Cost Savings of Permanent Supportive Housing</w:t>
+      </w:r>
+      <w:r>
+        <w:t xml:space="preserve">. Washington, D.C.: NAEH, 2023.</w:t>
       </w:r>
     </w:p>
     <w:bookmarkEnd w:id="39"/>
@@ -3236,7 +3251,19 @@
         <w:pStyle w:val="BodyText"/>
       </w:pPr>
       <w:r>
-        <w:t xml:space="preserve">DiBella, Charles J.</w:t>
+        <w:t xml:space="preserve">Dunbar, Robin I. M.</w:t>
+      </w:r>
+      <w:r>
+        <w:t xml:space="preserve"> </w:t>
+      </w:r>
+      <w:r>
+        <w:t xml:space="preserve">“</w:t>
+      </w:r>
+      <w:r>
+        <w:t xml:space="preserve">Coevolution of neocortex size, group size and language in humans.</w:t>
+      </w:r>
+      <w:r>
+        <w:t xml:space="preserve">”</w:t>
       </w:r>
       <w:r>
         <w:t xml:space="preserve"> </w:t>
@@ -3246,10 +3273,13 @@
           <w:iCs/>
           <w:i/>
         </w:rPr>
-        <w:t xml:space="preserve">Relational Dignity Infrastructure: The Human Layer Required to Make Material Housing Inhabitable</w:t>
-      </w:r>
-      <w:r>
-        <w:t xml:space="preserve">. SSRN Working Paper 6881539, 2026.</w:t>
+        <w:t xml:space="preserve">Behavioral and Brain Sciences</w:t>
+      </w:r>
+      <w:r>
+        <w:t xml:space="preserve"> </w:t>
+      </w:r>
+      <w:r>
+        <w:t xml:space="preserve">16, no. 4 (1993): 681–735.</w:t>
       </w:r>
     </w:p>
     <w:p>
@@ -3257,7 +3287,7 @@
         <w:pStyle w:val="BodyText"/>
       </w:pPr>
       <w:r>
-        <w:t xml:space="preserve">DiBella, Charles J.</w:t>
+        <w:t xml:space="preserve">California Department of Health Care Services.</w:t>
       </w:r>
       <w:r>
         <w:t xml:space="preserve"> </w:t>
@@ -3267,10 +3297,10 @@
           <w:iCs/>
           <w:i/>
         </w:rPr>
-        <w:t xml:space="preserve">Material Dignity Infrastructure: Los Angeles Metropolitan Stabilization — A Street-to-Home Pipeline Analysis</w:t>
-      </w:r>
-      <w:r>
-        <w:t xml:space="preserve">. SSRN Working Paper 6579600, 2026.</w:t>
+        <w:t xml:space="preserve">CalAIM Enhanced Care Management and Community Supports Operational Guide</w:t>
+      </w:r>
+      <w:r>
+        <w:t xml:space="preserve">. Sacramento: DHCS, 2024.</w:t>
       </w:r>
     </w:p>
     <w:bookmarkEnd w:id="42"/>
